--- a/Histology/Cryosectioning/cryosectioningProtocol.docx
+++ b/Histology/Cryosectioning/cryosectioningProtocol.docx
@@ -1080,15 +1080,7 @@
           <w:sz w:val="22"/>
           <w:szCs w:val="22"/>
         </w:rPr>
-        <w:t>C</w:t>
-      </w:r>
-      <w:r>
-        <w:rPr>
-          <w:rFonts w:ascii="Arial" w:hAnsi="Arial" w:cs="Arial"/>
-          <w:sz w:val="22"/>
-          <w:szCs w:val="22"/>
-        </w:rPr>
-        <w:t xml:space="preserve"> freezer.</w:t>
+        <w:t>C freezer.</w:t>
       </w:r>
     </w:p>
     <w:p>
@@ -1126,7 +1118,7 @@
           <w:sz w:val="22"/>
           <w:szCs w:val="22"/>
         </w:rPr>
-        <w:t>C</w:t>
+        <w:t>C freezer.</w:t>
       </w:r>
       <w:r>
         <w:rPr>
@@ -1134,12 +1126,13 @@
           <w:sz w:val="22"/>
           <w:szCs w:val="22"/>
         </w:rPr>
-        <w:t xml:space="preserve"> freezer.</w:t>
+        <w:br w:type="page"/>
       </w:r>
     </w:p>
     <w:tbl>
       <w:tblPr>
         <w:tblW w:w="9315" w:type="dxa"/>
+        <w:jc w:val="center"/>
         <w:tblBorders>
           <w:top w:val="single" w:sz="4" w:space="0" w:color="auto"/>
           <w:left w:val="single" w:sz="4" w:space="0" w:color="auto"/>
@@ -1162,6 +1155,7 @@
       <w:tr>
         <w:trPr>
           <w:trHeight w:val="300"/>
+          <w:jc w:val="center"/>
         </w:trPr>
         <w:tc>
           <w:tcPr>
@@ -1200,6 +1194,7 @@
       <w:tr>
         <w:trPr>
           <w:trHeight w:val="300"/>
+          <w:jc w:val="center"/>
         </w:trPr>
         <w:tc>
           <w:tcPr>
@@ -1298,6 +1293,7 @@
       <w:tr>
         <w:trPr>
           <w:trHeight w:val="300"/>
+          <w:jc w:val="center"/>
         </w:trPr>
         <w:tc>
           <w:tcPr>
@@ -1376,6 +1372,7 @@
       <w:tr>
         <w:trPr>
           <w:trHeight w:val="300"/>
+          <w:jc w:val="center"/>
         </w:trPr>
         <w:tc>
           <w:tcPr>
@@ -1463,6 +1460,7 @@
       <w:tr>
         <w:trPr>
           <w:trHeight w:val="300"/>
+          <w:jc w:val="center"/>
         </w:trPr>
         <w:tc>
           <w:tcPr>
@@ -1590,6 +1588,7 @@
       <w:tr>
         <w:trPr>
           <w:trHeight w:val="300"/>
+          <w:jc w:val="center"/>
         </w:trPr>
         <w:tc>
           <w:tcPr>
@@ -1699,6 +1698,7 @@
       <w:tr>
         <w:trPr>
           <w:trHeight w:val="300"/>
+          <w:jc w:val="center"/>
         </w:trPr>
         <w:tc>
           <w:tcPr>
@@ -1841,6 +1841,7 @@
       <w:tr>
         <w:trPr>
           <w:trHeight w:val="300"/>
+          <w:jc w:val="center"/>
         </w:trPr>
         <w:tc>
           <w:tcPr>
@@ -10943,23 +10944,6 @@
 </file>
 
 <file path=customXml/item1.xml><?xml version="1.0" encoding="utf-8"?>
-<p:properties xmlns:p="http://schemas.microsoft.com/office/2006/metadata/properties" xmlns:xsi="http://www.w3.org/2001/XMLSchema-instance" xmlns:pc="http://schemas.microsoft.com/office/infopath/2007/PartnerControls">
-  <documentManagement>
-    <_activity xmlns="7926b9b7-bcf9-487d-bfd8-b6f148e8f4f5" xsi:nil="true"/>
-  </documentManagement>
-</p:properties>
-</file>
-
-<file path=customXml/item2.xml><?xml version="1.0" encoding="utf-8"?>
-<?mso-contentType ?>
-<FormTemplates xmlns="http://schemas.microsoft.com/sharepoint/v3/contenttype/forms">
-  <Display>DocumentLibraryForm</Display>
-  <Edit>DocumentLibraryForm</Edit>
-  <New>DocumentLibraryForm</New>
-</FormTemplates>
-</file>
-
-<file path=customXml/item3.xml><?xml version="1.0" encoding="utf-8"?>
 <ct:contentTypeSchema xmlns:ct="http://schemas.microsoft.com/office/2006/metadata/contentType" xmlns:ma="http://schemas.microsoft.com/office/2006/metadata/properties/metaAttributes" ct:_="" ma:_="" ma:contentTypeName="Document" ma:contentTypeID="0x0101009892548AA28CA449BAF95077E6BDC17D" ma:contentTypeVersion="13" ma:contentTypeDescription="Create a new document." ma:contentTypeScope="" ma:versionID="0bf8f8da21508c609e76727ea1ac9ae5">
   <xsd:schema xmlns:xsd="http://www.w3.org/2001/XMLSchema" xmlns:xs="http://www.w3.org/2001/XMLSchema" xmlns:p="http://schemas.microsoft.com/office/2006/metadata/properties" xmlns:ns3="7926b9b7-bcf9-487d-bfd8-b6f148e8f4f5" xmlns:ns4="476e9088-2d42-4956-ab0a-3edbf28a21b9" targetNamespace="http://schemas.microsoft.com/office/2006/metadata/properties" ma:root="true" ma:fieldsID="13a4b423699bd49cd6332a1ad3a5a550" ns3:_="" ns4:_="">
     <xsd:import namespace="7926b9b7-bcf9-487d-bfd8-b6f148e8f4f5"/>
@@ -11180,25 +11164,24 @@
 </ct:contentTypeSchema>
 </file>
 
-<file path=customXml/itemProps1.xml><?xml version="1.0" encoding="utf-8"?>
-<ds:datastoreItem xmlns:ds="http://schemas.openxmlformats.org/officeDocument/2006/customXml" ds:itemID="{EA32CBF5-0366-41AD-899E-F5F3AFCF3716}">
-  <ds:schemaRefs>
-    <ds:schemaRef ds:uri="http://schemas.microsoft.com/office/2006/metadata/properties"/>
-    <ds:schemaRef ds:uri="http://schemas.microsoft.com/office/infopath/2007/PartnerControls"/>
-    <ds:schemaRef ds:uri="7926b9b7-bcf9-487d-bfd8-b6f148e8f4f5"/>
-  </ds:schemaRefs>
-</ds:datastoreItem>
+<file path=customXml/item2.xml><?xml version="1.0" encoding="utf-8"?>
+<?mso-contentType ?>
+<FormTemplates xmlns="http://schemas.microsoft.com/sharepoint/v3/contenttype/forms">
+  <Display>DocumentLibraryForm</Display>
+  <Edit>DocumentLibraryForm</Edit>
+  <New>DocumentLibraryForm</New>
+</FormTemplates>
 </file>
 
-<file path=customXml/itemProps2.xml><?xml version="1.0" encoding="utf-8"?>
-<ds:datastoreItem xmlns:ds="http://schemas.openxmlformats.org/officeDocument/2006/customXml" ds:itemID="{F1189361-9762-4D0D-9ADB-6E94578CDEC1}">
-  <ds:schemaRefs>
-    <ds:schemaRef ds:uri="http://schemas.microsoft.com/sharepoint/v3/contenttype/forms"/>
-  </ds:schemaRefs>
-</ds:datastoreItem>
+<file path=customXml/item3.xml><?xml version="1.0" encoding="utf-8"?>
+<p:properties xmlns:p="http://schemas.microsoft.com/office/2006/metadata/properties" xmlns:xsi="http://www.w3.org/2001/XMLSchema-instance" xmlns:pc="http://schemas.microsoft.com/office/infopath/2007/PartnerControls">
+  <documentManagement>
+    <_activity xmlns="7926b9b7-bcf9-487d-bfd8-b6f148e8f4f5" xsi:nil="true"/>
+  </documentManagement>
+</p:properties>
 </file>
 
-<file path=customXml/itemProps3.xml><?xml version="1.0" encoding="utf-8"?>
+<file path=customXml/itemProps1.xml><?xml version="1.0" encoding="utf-8"?>
 <ds:datastoreItem xmlns:ds="http://schemas.openxmlformats.org/officeDocument/2006/customXml" ds:itemID="{547CEEA3-8869-43D8-ABB4-6AD132DF59BD}">
   <ds:schemaRefs>
     <ds:schemaRef ds:uri="http://schemas.microsoft.com/office/2006/metadata/contentType"/>
@@ -11215,4 +11198,22 @@
     <ds:schemaRef ds:uri="http://schemas.microsoft.com/internal/obd"/>
   </ds:schemaRefs>
 </ds:datastoreItem>
+</file>
+
+<file path=customXml/itemProps2.xml><?xml version="1.0" encoding="utf-8"?>
+<ds:datastoreItem xmlns:ds="http://schemas.openxmlformats.org/officeDocument/2006/customXml" ds:itemID="{F1189361-9762-4D0D-9ADB-6E94578CDEC1}">
+  <ds:schemaRefs>
+    <ds:schemaRef ds:uri="http://schemas.microsoft.com/sharepoint/v3/contenttype/forms"/>
+  </ds:schemaRefs>
+</ds:datastoreItem>
+</file>
+
+<file path=customXml/itemProps3.xml><?xml version="1.0" encoding="utf-8"?>
+<ds:datastoreItem xmlns:ds="http://schemas.openxmlformats.org/officeDocument/2006/customXml" ds:itemID="{EA32CBF5-0366-41AD-899E-F5F3AFCF3716}">
+  <ds:schemaRefs>
+    <ds:schemaRef ds:uri="http://schemas.microsoft.com/office/2006/metadata/properties"/>
+    <ds:schemaRef ds:uri="http://schemas.microsoft.com/office/infopath/2007/PartnerControls"/>
+    <ds:schemaRef ds:uri="7926b9b7-bcf9-487d-bfd8-b6f148e8f4f5"/>
+  </ds:schemaRefs>
+</ds:datastoreItem>
 </file>